--- a/Мавзу2/094.docx
+++ b/Мавзу2/094.docx
@@ -13,7 +13,7 @@
           <w:b/>
           <w:sz w:val="32"/>
         </w:rPr>
-        <w:t>94. Brusellyoz qo'zg'atuvchining oilasi, avlodi va turlari, qo'zg'atuvchisining morfologik, kultural, fementativ, toksigenlik va antigenlik xossalari.</w:t>
+        <w:t>94. Bruzellyoz qo'zg'atuvchining oilasi, avlodi va turlari, qo'zg'atuvchisining morfologik, kultural, fementativ, toksigenlik va antigenlik xossalari.</w:t>
       </w:r>
     </w:p>
     <w:p>
